--- a/Lab3/Отчёт.docx
+++ b/Lab3/Отчёт.docx
@@ -243,14 +243,12 @@
       <w:r>
         <w:t xml:space="preserve"> </w:t>
       </w:r>
-      <w:proofErr w:type="gramStart"/>
       <w:r>
         <w:t>Д</w:t>
       </w:r>
       <w:r>
         <w:t>.Д.</w:t>
       </w:r>
-      <w:proofErr w:type="gramEnd"/>
     </w:p>
     <w:p>
       <w:pPr>
@@ -267,13 +265,8 @@
       <w:pPr>
         <w:ind w:left="6480" w:firstLine="0"/>
       </w:pPr>
-      <w:proofErr w:type="spellStart"/>
-      <w:r>
-        <w:t>Болтак</w:t>
-      </w:r>
-      <w:proofErr w:type="spellEnd"/>
-      <w:r>
-        <w:t xml:space="preserve"> С.В.</w:t>
+      <w:r>
+        <w:t>Болтак С.В.</w:t>
       </w:r>
     </w:p>
     <w:p/>
@@ -331,6 +324,7 @@
           <w:docPartUnique/>
         </w:docPartObj>
       </w:sdtPr>
+      <w:sdtEndPr/>
       <w:sdtContent>
         <w:p/>
         <w:p>
@@ -1878,11 +1872,6 @@
       </w:pPr>
     </w:p>
     <w:p>
-      <w:pPr>
-        <w:rPr>
-          <w:lang w:val="en-US"/>
-        </w:rPr>
-      </w:pPr>
       <w:r>
         <w:t>Е</w:t>
       </w:r>
@@ -1900,22 +1889,13 @@
         <w:t xml:space="preserve"> </w:t>
       </w:r>
       <w:r>
-        <w:t>(</w:t>
-      </w:r>
-      <w:r>
         <w:rPr>
           <w:lang w:val="en-US"/>
         </w:rPr>
         <w:t>mod</w:t>
       </w:r>
       <w:r>
-        <w:t xml:space="preserve"> p</w:t>
-      </w:r>
-      <w:r>
-        <w:t>)</w:t>
-      </w:r>
-      <w:r>
-        <w:t xml:space="preserve"> также будет первообразным корнем для всех k, которые взаимно просты с p-1 (то есть </w:t>
+        <w:t xml:space="preserve"> p также будет первообразным корнем для всех k, которые взаимно просты с p-1 (то есть </w:t>
       </w:r>
       <w:r>
         <w:t>(</w:t>
@@ -3190,28 +3170,7 @@
         <w:rPr>
           <w:lang w:val="en-US"/>
         </w:rPr>
-        <w:t xml:space="preserve">b = </w:t>
-      </w:r>
-      <w:proofErr w:type="gramStart"/>
-      <w:r>
-        <w:rPr>
-          <w:lang w:val="en-US"/>
-        </w:rPr>
-        <w:t>НОД(</w:t>
-      </w:r>
-      <w:proofErr w:type="gramEnd"/>
-      <w:r>
-        <w:rPr>
-          <w:lang w:val="en-US"/>
-        </w:rPr>
-        <w:t>a, b</w:t>
-      </w:r>
-      <w:proofErr w:type="gramStart"/>
-      <w:r>
-        <w:rPr>
-          <w:lang w:val="en-US"/>
-        </w:rPr>
-        <w:t xml:space="preserve">), </w:t>
+        <w:t xml:space="preserve">b = НОД(a, b), </w:t>
       </w:r>
       <w:r>
         <w:rPr>
@@ -3223,14 +3182,7 @@
         <w:rPr>
           <w:lang w:val="en-US"/>
         </w:rPr>
-        <w:t xml:space="preserve"> </w:t>
-      </w:r>
-      <w:proofErr w:type="gramEnd"/>
-      <w:r>
-        <w:rPr>
-          <w:lang w:val="en-US"/>
-        </w:rPr>
-        <w:t xml:space="preserve">a = </w:t>
+        <w:t xml:space="preserve"> a = </w:t>
       </w:r>
       <w:r>
         <w:rPr>
@@ -4940,10 +4892,10 @@
         <w:t xml:space="preserve">5.1 </w:t>
       </w:r>
       <w:r>
-        <w:t>Обработка ошибок</w:t>
-      </w:r>
-      <w:r>
-        <w:t xml:space="preserve"> пользователя</w:t>
+        <w:t xml:space="preserve">Обработка </w:t>
+      </w:r>
+      <w:r>
+        <w:t>некорректных данных</w:t>
       </w:r>
     </w:p>
     <w:p>
@@ -6052,23 +6004,7 @@
     </w:p>
     <w:p>
       <w:r>
-        <w:t xml:space="preserve">Шифрование выполняется по формуле c = </w:t>
-      </w:r>
-      <w:proofErr w:type="gramStart"/>
-      <w:r>
-        <w:t>m(</w:t>
-      </w:r>
-      <w:proofErr w:type="gramEnd"/>
-      <w:r>
-        <w:t xml:space="preserve">m + b) </w:t>
-      </w:r>
-      <w:proofErr w:type="spellStart"/>
-      <w:r>
-        <w:t>mod</w:t>
-      </w:r>
-      <w:proofErr w:type="spellEnd"/>
-      <w:r>
-        <w:t xml:space="preserve"> n, а расшифрование приводит к решению квадратного сравнения, которое даёт четыре возможных результата. Для получения однозначной расшифровки используется выбор значения, принадлежащего допустимому диапазону байта. При достаточно большом модуле вероятность неоднозначного выбора становится крайне малой.</w:t>
+        <w:t>Шифрование выполняется по формуле c = m(m + b) mod n, а расшифрование приводит к решению квадратного сравнения, которое даёт четыре возможных результата. Для получения однозначной расшифровки используется выбор значения, принадлежащего допустимому диапазону байта. При достаточно большом модуле вероятность неоднозначного выбора становится крайне малой.</w:t>
       </w:r>
     </w:p>
     <w:p>
@@ -6124,6 +6060,7 @@
         <w:docPartUnique/>
       </w:docPartObj>
     </w:sdtPr>
+    <w:sdtEndPr/>
     <w:sdtContent>
       <w:p>
         <w:pPr>

--- a/Lab3/Отчёт.docx
+++ b/Lab3/Отчёт.docx
@@ -189,17 +189,11 @@
       <w:pPr>
         <w:ind w:firstLine="0"/>
         <w:jc w:val="center"/>
-        <w:rPr>
-          <w:lang w:val="en-US"/>
-        </w:rPr>
       </w:pPr>
       <w:r>
         <w:t xml:space="preserve">Вариант </w:t>
       </w:r>
       <w:r>
-        <w:rPr>
-          <w:lang w:val="en-US"/>
-        </w:rPr>
         <w:t>3</w:t>
       </w:r>
     </w:p>
@@ -243,12 +237,14 @@
       <w:r>
         <w:t xml:space="preserve"> </w:t>
       </w:r>
+      <w:proofErr w:type="gramStart"/>
       <w:r>
         <w:t>Д</w:t>
       </w:r>
       <w:r>
         <w:t>.Д.</w:t>
       </w:r>
+      <w:proofErr w:type="gramEnd"/>
     </w:p>
     <w:p>
       <w:pPr>
@@ -265,8 +261,13 @@
       <w:pPr>
         <w:ind w:left="6480" w:firstLine="0"/>
       </w:pPr>
-      <w:r>
-        <w:t>Болтак С.В.</w:t>
+      <w:proofErr w:type="spellStart"/>
+      <w:r>
+        <w:t>Болтак</w:t>
+      </w:r>
+      <w:proofErr w:type="spellEnd"/>
+      <w:r>
+        <w:t xml:space="preserve"> С.В.</w:t>
       </w:r>
     </w:p>
     <w:p/>
@@ -790,9 +791,6 @@
       <w:pPr>
         <w:pStyle w:val="2"/>
         <w:spacing w:after="240"/>
-        <w:rPr>
-          <w:lang w:val="en-US"/>
-        </w:rPr>
       </w:pPr>
       <w:bookmarkStart w:id="0" w:name="_Toc226910864"/>
       <w:r>
@@ -819,19 +817,8 @@
       </w:r>
     </w:p>
     <w:p>
-      <w:pPr>
-        <w:rPr>
-          <w:lang w:val="en-US"/>
-        </w:rPr>
-      </w:pPr>
-      <w:r>
-        <w:t xml:space="preserve">Реализовать шифратор и дешифратор по алгоритму Рабина (алгоритм из методички) файла с любым содержимым (любым расширением), используя расширенный алгоритм Евклида и алгоритм быстрого возведения в степень при дешифрации. Значения параметров p, q и b задаются пользователем. Программа должна осуществлять проверку ограничений на вводимые пользователем значения параметров. Организовать вывод содержимого зашифрованного файла (сохраненного на диске в виде потока </w:t>
-      </w:r>
-      <w:r>
-        <w:t>байтов) на</w:t>
-      </w:r>
-      <w:r>
-        <w:t xml:space="preserve"> экран в виде чисел в 10-й системе счисления. Результат работы программы – зашифрованный/расшифрованный файл/ы.</w:t>
+      <w:r>
+        <w:t>Реализовать шифратор и дешифратор по алгоритму Рабина (алгоритм из методички) файла с любым содержимым (любым расширением), используя расширенный алгоритм Евклида и алгоритм быстрого возведения в степень при дешифрации. Значения параметров p, q и b задаются пользователем. Программа должна осуществлять проверку ограничений на вводимые пользователем значения параметров. Организовать вывод содержимого зашифрованного файла (сохраненного на диске в виде потока байтов) на экран в виде чисел в 10-й системе счисления. Результат работы программы – зашифрованный/расшифрованный файл/ы.</w:t>
       </w:r>
     </w:p>
     <w:p/>
@@ -1572,425 +1559,710 @@
       </w:pPr>
       <w:bookmarkStart w:id="2" w:name="_Toc226910866"/>
       <w:r>
+        <w:t xml:space="preserve">3 Пример поиска </w:t>
+      </w:r>
+      <w:r>
+        <w:t xml:space="preserve">всех </w:t>
+      </w:r>
+      <w:r>
+        <w:t>первообразн</w:t>
+      </w:r>
+      <w:r>
+        <w:t>ых</w:t>
+      </w:r>
+      <w:r>
+        <w:t xml:space="preserve"> корн</w:t>
+      </w:r>
+      <w:r>
+        <w:t>ей</w:t>
+      </w:r>
+      <w:bookmarkEnd w:id="2"/>
+    </w:p>
+    <w:p>
+      <w:r>
+        <w:t xml:space="preserve">Задано простое </w:t>
+      </w:r>
+      <w:r>
+        <w:rPr>
+          <w:lang w:val="en-US"/>
+        </w:rPr>
+        <w:t>p</w:t>
+      </w:r>
+      <w:r>
+        <w:t xml:space="preserve"> = 41</w:t>
+      </w:r>
+    </w:p>
+    <w:p>
+      <w:r>
+        <w:t xml:space="preserve">Ищем простые делители </w:t>
+      </w:r>
+      <w:r>
+        <w:rPr>
+          <w:lang w:val="en-US"/>
+        </w:rPr>
+        <w:t>p</w:t>
+      </w:r>
+      <w:r>
+        <w:t xml:space="preserve"> </w:t>
+      </w:r>
+      <w:r>
+        <w:t>-</w:t>
+      </w:r>
+      <w:r>
+        <w:t xml:space="preserve"> </w:t>
+      </w:r>
+      <w:r>
+        <w:t>1</w:t>
+      </w:r>
+      <w:r>
+        <w:t xml:space="preserve"> = 40 = 2</w:t>
+      </w:r>
+      <w:r>
+        <w:rPr>
+          <w:vertAlign w:val="superscript"/>
+        </w:rPr>
         <w:t>3</w:t>
       </w:r>
       <w:r>
-        <w:t xml:space="preserve"> Пример </w:t>
-      </w:r>
-      <w:r>
-        <w:t xml:space="preserve">поиска </w:t>
-      </w:r>
-      <w:r>
-        <w:t xml:space="preserve">всех </w:t>
-      </w:r>
-      <w:r>
-        <w:t>первообразн</w:t>
-      </w:r>
-      <w:r>
-        <w:t>ых</w:t>
-      </w:r>
-      <w:r>
-        <w:t xml:space="preserve"> корн</w:t>
-      </w:r>
-      <w:r>
-        <w:t>ей</w:t>
-      </w:r>
-      <w:bookmarkEnd w:id="2"/>
-    </w:p>
-    <w:p>
-      <w:r>
-        <w:t xml:space="preserve">Задано простое </w:t>
-      </w:r>
-      <w:r>
-        <w:rPr>
-          <w:lang w:val="en-US"/>
-        </w:rPr>
-        <w:t>p</w:t>
-      </w:r>
-      <w:r>
-        <w:t xml:space="preserve"> = 41</w:t>
-      </w:r>
-    </w:p>
-    <w:p>
-      <w:pPr>
-        <w:rPr>
-          <w:lang w:val="en-US"/>
-        </w:rPr>
-      </w:pPr>
-      <w:r>
-        <w:t xml:space="preserve">Ищем простые делители </w:t>
-      </w:r>
-      <w:r>
-        <w:rPr>
-          <w:lang w:val="en-US"/>
-        </w:rPr>
-        <w:t>p</w:t>
+        <w:t xml:space="preserve"> * 5. </w:t>
+      </w:r>
+      <w:r>
+        <w:t>Делители</w:t>
+      </w:r>
+      <w:r>
+        <w:t xml:space="preserve">: 2 </w:t>
+      </w:r>
+      <w:r>
+        <w:t>и 5</w:t>
+      </w:r>
+    </w:p>
+    <w:p/>
+    <w:p>
+      <w:r>
+        <w:t xml:space="preserve">Проверяем, является ли число 2 первообразным корнем по модулю </w:t>
+      </w:r>
+      <w:r>
+        <w:t>41:</w:t>
+      </w:r>
+    </w:p>
+    <w:p>
+      <w:r>
+        <w:t>2</w:t>
+      </w:r>
+      <w:r>
+        <w:rPr>
+          <w:vertAlign w:val="superscript"/>
+        </w:rPr>
+        <w:t>40/2</w:t>
       </w:r>
       <w:r>
         <w:t xml:space="preserve"> </w:t>
       </w:r>
       <w:r>
-        <w:t>-</w:t>
+        <w:rPr>
+          <w:lang w:val="en-US"/>
+        </w:rPr>
+        <w:t>mod</w:t>
+      </w:r>
+      <w:r>
+        <w:t xml:space="preserve"> 41 = 2</w:t>
+      </w:r>
+      <w:r>
+        <w:rPr>
+          <w:vertAlign w:val="superscript"/>
+        </w:rPr>
+        <w:t>20</w:t>
       </w:r>
       <w:r>
         <w:t xml:space="preserve"> </w:t>
       </w:r>
       <w:r>
+        <w:rPr>
+          <w:lang w:val="en-US"/>
+        </w:rPr>
+        <w:t>mod</w:t>
+      </w:r>
+      <w:r>
+        <w:t xml:space="preserve"> 41 = </w:t>
+      </w:r>
+      <w:r>
         <w:t>1</w:t>
       </w:r>
+    </w:p>
+    <w:p>
+      <w:r>
+        <w:t>2</w:t>
+      </w:r>
+      <w:r>
+        <w:rPr>
+          <w:vertAlign w:val="superscript"/>
+        </w:rPr>
+        <w:t>40/5</w:t>
+      </w:r>
       <w:r>
         <w:t xml:space="preserve"> </w:t>
       </w:r>
       <w:r>
-        <w:t>=</w:t>
+        <w:rPr>
+          <w:lang w:val="en-US"/>
+        </w:rPr>
+        <w:t>mod</w:t>
+      </w:r>
+      <w:r>
+        <w:t xml:space="preserve"> 41 = 2</w:t>
+      </w:r>
+      <w:r>
+        <w:rPr>
+          <w:vertAlign w:val="superscript"/>
+        </w:rPr>
+        <w:t>8</w:t>
       </w:r>
       <w:r>
         <w:t xml:space="preserve"> </w:t>
       </w:r>
       <w:r>
+        <w:rPr>
+          <w:lang w:val="en-US"/>
+        </w:rPr>
+        <w:t>mod</w:t>
+      </w:r>
+      <w:r>
+        <w:t xml:space="preserve"> 41 = </w:t>
+      </w:r>
+      <w:r>
+        <w:t>10</w:t>
+      </w:r>
+    </w:p>
+    <w:p>
+      <w:r>
+        <w:t>Число 2 не является первообразным корнем по модулю 41</w:t>
+      </w:r>
+    </w:p>
+    <w:p/>
+    <w:p>
+      <w:r>
+        <w:t xml:space="preserve">Проверяем, является ли число 3 первообразным корнем по модулю </w:t>
+      </w:r>
+      <w:r>
+        <w:t>41:</w:t>
+      </w:r>
+    </w:p>
+    <w:p>
+      <w:r>
+        <w:t>3</w:t>
+      </w:r>
+      <w:r>
+        <w:rPr>
+          <w:vertAlign w:val="superscript"/>
+        </w:rPr>
+        <w:t>40/2</w:t>
+      </w:r>
+      <w:r>
+        <w:t xml:space="preserve"> </w:t>
+      </w:r>
+      <w:r>
+        <w:rPr>
+          <w:lang w:val="en-US"/>
+        </w:rPr>
+        <w:t>mod</w:t>
+      </w:r>
+      <w:r>
+        <w:t xml:space="preserve"> 41 = </w:t>
+      </w:r>
+      <w:r>
+        <w:t>3</w:t>
+      </w:r>
+      <w:r>
+        <w:rPr>
+          <w:vertAlign w:val="superscript"/>
+        </w:rPr>
+        <w:t>20</w:t>
+      </w:r>
+      <w:r>
+        <w:t xml:space="preserve"> </w:t>
+      </w:r>
+      <w:r>
+        <w:rPr>
+          <w:lang w:val="en-US"/>
+        </w:rPr>
+        <w:t>mod</w:t>
+      </w:r>
+      <w:r>
+        <w:t xml:space="preserve"> 41 = </w:t>
+      </w:r>
+      <w:r>
         <w:t>40</w:t>
       </w:r>
+    </w:p>
+    <w:p>
+      <w:r>
+        <w:t>3</w:t>
+      </w:r>
+      <w:r>
+        <w:rPr>
+          <w:vertAlign w:val="superscript"/>
+        </w:rPr>
+        <w:t>40/5</w:t>
+      </w:r>
       <w:r>
         <w:t xml:space="preserve"> </w:t>
       </w:r>
       <w:r>
-        <w:t>=</w:t>
+        <w:rPr>
+          <w:lang w:val="en-US"/>
+        </w:rPr>
+        <w:t>mod</w:t>
+      </w:r>
+      <w:r>
+        <w:t xml:space="preserve"> 41 = </w:t>
+      </w:r>
+      <w:r>
+        <w:t>3</w:t>
+      </w:r>
+      <w:r>
+        <w:rPr>
+          <w:vertAlign w:val="superscript"/>
+        </w:rPr>
+        <w:t>8</w:t>
       </w:r>
       <w:r>
         <w:t xml:space="preserve"> </w:t>
       </w:r>
       <w:r>
+        <w:rPr>
+          <w:lang w:val="en-US"/>
+        </w:rPr>
+        <w:t>mod</w:t>
+      </w:r>
+      <w:r>
+        <w:t xml:space="preserve"> 41 = </w:t>
+      </w:r>
+      <w:r>
+        <w:t>1</w:t>
+      </w:r>
+    </w:p>
+    <w:p>
+      <w:r>
+        <w:t>Число 2 не является первообразным корнем по модулю 41</w:t>
+      </w:r>
+    </w:p>
+    <w:p/>
+    <w:p>
+      <w:r>
+        <w:t xml:space="preserve">Проверяем, является ли число 4 первообразным корнем по модулю </w:t>
+      </w:r>
+      <w:r>
+        <w:t>41:</w:t>
+      </w:r>
+    </w:p>
+    <w:p>
+      <w:r>
+        <w:t>4</w:t>
+      </w:r>
+      <w:r>
+        <w:rPr>
+          <w:vertAlign w:val="superscript"/>
+        </w:rPr>
+        <w:t>40/2</w:t>
+      </w:r>
+      <w:r>
+        <w:t xml:space="preserve"> </w:t>
+      </w:r>
+      <w:r>
+        <w:rPr>
+          <w:lang w:val="en-US"/>
+        </w:rPr>
+        <w:t>mod</w:t>
+      </w:r>
+      <w:r>
+        <w:t xml:space="preserve"> 41 = </w:t>
+      </w:r>
+      <w:r>
+        <w:t>4</w:t>
+      </w:r>
+      <w:r>
+        <w:rPr>
+          <w:vertAlign w:val="superscript"/>
+        </w:rPr>
+        <w:t>20</w:t>
+      </w:r>
+      <w:r>
+        <w:t xml:space="preserve"> </w:t>
+      </w:r>
+      <w:r>
+        <w:rPr>
+          <w:lang w:val="en-US"/>
+        </w:rPr>
+        <w:t>mod</w:t>
+      </w:r>
+      <w:r>
+        <w:t xml:space="preserve"> 41 = </w:t>
+      </w:r>
+      <w:r>
+        <w:t>1</w:t>
+      </w:r>
+    </w:p>
+    <w:p>
+      <w:r>
+        <w:lastRenderedPageBreak/>
+        <w:t>4</w:t>
+      </w:r>
+      <w:r>
+        <w:rPr>
+          <w:vertAlign w:val="superscript"/>
+        </w:rPr>
+        <w:t>40/5</w:t>
+      </w:r>
+      <w:r>
+        <w:t xml:space="preserve"> </w:t>
+      </w:r>
+      <w:r>
+        <w:rPr>
+          <w:lang w:val="en-US"/>
+        </w:rPr>
+        <w:t>mod</w:t>
+      </w:r>
+      <w:r>
+        <w:t xml:space="preserve"> 41 = </w:t>
+      </w:r>
+      <w:r>
+        <w:t>4</w:t>
+      </w:r>
+      <w:r>
+        <w:rPr>
+          <w:vertAlign w:val="superscript"/>
+        </w:rPr>
+        <w:t>8</w:t>
+      </w:r>
+      <w:r>
+        <w:t xml:space="preserve"> </w:t>
+      </w:r>
+      <w:r>
+        <w:rPr>
+          <w:lang w:val="en-US"/>
+        </w:rPr>
+        <w:t>mod</w:t>
+      </w:r>
+      <w:r>
+        <w:t xml:space="preserve"> 41 = </w:t>
+      </w:r>
+      <w:r>
+        <w:t>18</w:t>
+      </w:r>
+    </w:p>
+    <w:p>
+      <w:r>
+        <w:t>Число 2 не является первообразным корнем по модулю 41</w:t>
+      </w:r>
+    </w:p>
+    <w:p/>
+    <w:p>
+      <w:r>
+        <w:t xml:space="preserve">Проверяем, является ли число 5 первообразным корнем по модулю </w:t>
+      </w:r>
+      <w:r>
+        <w:t>41:</w:t>
+      </w:r>
+    </w:p>
+    <w:p>
+      <w:r>
+        <w:t>5</w:t>
+      </w:r>
+      <w:r>
+        <w:rPr>
+          <w:vertAlign w:val="superscript"/>
+        </w:rPr>
+        <w:t>40/2</w:t>
+      </w:r>
+      <w:r>
+        <w:t xml:space="preserve"> </w:t>
+      </w:r>
+      <w:r>
+        <w:rPr>
+          <w:lang w:val="en-US"/>
+        </w:rPr>
+        <w:t>mod</w:t>
+      </w:r>
+      <w:r>
+        <w:t xml:space="preserve"> 41 = </w:t>
+      </w:r>
+      <w:r>
+        <w:t>5</w:t>
+      </w:r>
+      <w:r>
+        <w:rPr>
+          <w:vertAlign w:val="superscript"/>
+        </w:rPr>
+        <w:t>20</w:t>
+      </w:r>
+      <w:r>
+        <w:t xml:space="preserve"> </w:t>
+      </w:r>
+      <w:r>
+        <w:rPr>
+          <w:lang w:val="en-US"/>
+        </w:rPr>
+        <w:t>mod</w:t>
+      </w:r>
+      <w:r>
+        <w:t xml:space="preserve"> 41 = </w:t>
+      </w:r>
+      <w:r>
+        <w:t>1</w:t>
+      </w:r>
+    </w:p>
+    <w:p>
+      <w:r>
         <w:t>2</w:t>
       </w:r>
       <w:r>
         <w:rPr>
           <w:vertAlign w:val="superscript"/>
         </w:rPr>
+        <w:t>40/5</w:t>
+      </w:r>
+      <w:r>
+        <w:t xml:space="preserve"> </w:t>
+      </w:r>
+      <w:r>
+        <w:rPr>
+          <w:lang w:val="en-US"/>
+        </w:rPr>
+        <w:t>mod</w:t>
+      </w:r>
+      <w:r>
+        <w:t xml:space="preserve"> 41 = 2</w:t>
+      </w:r>
+      <w:r>
+        <w:rPr>
+          <w:vertAlign w:val="superscript"/>
+        </w:rPr>
+        <w:t>8</w:t>
+      </w:r>
+      <w:r>
+        <w:t xml:space="preserve"> </w:t>
+      </w:r>
+      <w:r>
+        <w:rPr>
+          <w:lang w:val="en-US"/>
+        </w:rPr>
+        <w:t>mod</w:t>
+      </w:r>
+      <w:r>
+        <w:t xml:space="preserve"> 41 = </w:t>
+      </w:r>
+      <w:r>
+        <w:t>18</w:t>
+      </w:r>
+    </w:p>
+    <w:p>
+      <w:r>
+        <w:t>Число 5 не является первообразным корнем по модулю 41</w:t>
+      </w:r>
+    </w:p>
+    <w:p/>
+    <w:p>
+      <w:r>
+        <w:t xml:space="preserve">Проверяем, является ли число 6 первообразным корнем по модулю </w:t>
+      </w:r>
+      <w:r>
+        <w:t>41:</w:t>
+      </w:r>
+    </w:p>
+    <w:p>
+      <w:r>
+        <w:t>6</w:t>
+      </w:r>
+      <w:r>
+        <w:rPr>
+          <w:vertAlign w:val="superscript"/>
+        </w:rPr>
+        <w:t>40/2</w:t>
+      </w:r>
+      <w:r>
+        <w:t xml:space="preserve"> </w:t>
+      </w:r>
+      <w:r>
+        <w:rPr>
+          <w:lang w:val="en-US"/>
+        </w:rPr>
+        <w:t>mod</w:t>
+      </w:r>
+      <w:r>
+        <w:t xml:space="preserve"> 41 = 6</w:t>
+      </w:r>
+      <w:r>
+        <w:rPr>
+          <w:vertAlign w:val="superscript"/>
+        </w:rPr>
+        <w:t>20</w:t>
+      </w:r>
+      <w:r>
+        <w:t xml:space="preserve"> </w:t>
+      </w:r>
+      <w:r>
+        <w:rPr>
+          <w:lang w:val="en-US"/>
+        </w:rPr>
+        <w:t>mod</w:t>
+      </w:r>
+      <w:r>
+        <w:t xml:space="preserve"> 41 = 40</w:t>
+      </w:r>
+    </w:p>
+    <w:p>
+      <w:r>
+        <w:t>6</w:t>
+      </w:r>
+      <w:r>
+        <w:rPr>
+          <w:vertAlign w:val="superscript"/>
+        </w:rPr>
+        <w:t>40/5</w:t>
+      </w:r>
+      <w:r>
+        <w:t xml:space="preserve"> </w:t>
+      </w:r>
+      <w:r>
+        <w:rPr>
+          <w:lang w:val="en-US"/>
+        </w:rPr>
+        <w:t>mod</w:t>
+      </w:r>
+      <w:r>
+        <w:t xml:space="preserve"> 41 = 6</w:t>
+      </w:r>
+      <w:r>
+        <w:rPr>
+          <w:vertAlign w:val="superscript"/>
+        </w:rPr>
+        <w:t>8</w:t>
+      </w:r>
+      <w:r>
+        <w:t xml:space="preserve"> </w:t>
+      </w:r>
+      <w:r>
+        <w:rPr>
+          <w:lang w:val="en-US"/>
+        </w:rPr>
+        <w:t>mod</w:t>
+      </w:r>
+      <w:r>
+        <w:t xml:space="preserve"> 41 = 10</w:t>
+      </w:r>
+    </w:p>
+    <w:p>
+      <w:r>
+        <w:t>Число 6 является первообразным корнем по модулю 41</w:t>
+      </w:r>
+    </w:p>
+    <w:p>
+      <w:pPr>
+        <w:rPr>
+          <w:lang w:val="en-US"/>
+        </w:rPr>
+      </w:pPr>
+    </w:p>
+    <w:p>
+      <w:r>
+        <w:t>Е</w:t>
+      </w:r>
+      <w:r>
+        <w:t>сли g — первообразный корень, то g</w:t>
+      </w:r>
+      <w:r>
+        <w:rPr>
+          <w:vertAlign w:val="superscript"/>
+          <w:lang w:val="en-US"/>
+        </w:rPr>
+        <w:t>k</w:t>
+      </w:r>
+      <w:r>
+        <w:t xml:space="preserve"> </w:t>
+      </w:r>
+      <w:r>
+        <w:rPr>
+          <w:lang w:val="en-US"/>
+        </w:rPr>
+        <w:t>mod</w:t>
+      </w:r>
+      <w:r>
+        <w:t xml:space="preserve"> p также будет первообразным корнем для всех k, которые взаимно просты с p-1 (то есть </w:t>
+      </w:r>
+      <w:r>
+        <w:t>(</w:t>
+      </w:r>
+      <w:r>
+        <w:t>НОД</w:t>
+      </w:r>
+      <w:r>
+        <w:t>)</w:t>
+      </w:r>
+      <w:r>
+        <w:t xml:space="preserve"> </w:t>
+      </w:r>
+      <w:r>
+        <w:t xml:space="preserve">(k, </w:t>
+      </w:r>
+      <w:r>
+        <w:t>40</w:t>
+      </w:r>
+      <w:r>
+        <w:t>) = 1).</w:t>
+      </w:r>
+    </w:p>
+    <w:p>
+      <w:pPr>
+        <w:rPr>
+          <w:lang w:val="en-US"/>
+        </w:rPr>
+      </w:pPr>
+      <w:r>
+        <w:t>Взаимно</w:t>
+      </w:r>
+      <w:r>
+        <w:t xml:space="preserve"> </w:t>
+      </w:r>
+      <w:r>
+        <w:t xml:space="preserve">простые числа с </w:t>
+      </w:r>
+      <w:r>
+        <w:t>40</w:t>
+      </w:r>
+      <w:r>
+        <w:t xml:space="preserve">: </w:t>
+      </w:r>
+      <w:r>
+        <w:t xml:space="preserve">1, </w:t>
+      </w:r>
+      <w:r>
         <w:t>3</w:t>
       </w:r>
       <w:r>
-        <w:t xml:space="preserve"> </w:t>
-      </w:r>
-      <w:r>
-        <w:t>*</w:t>
-      </w:r>
-      <w:r>
-        <w:t xml:space="preserve"> </w:t>
-      </w:r>
-      <w:r>
-        <w:t>5</w:t>
-      </w:r>
-      <w:r>
-        <w:t xml:space="preserve">. </w:t>
-      </w:r>
-      <w:r>
-        <w:t>Делители</w:t>
-      </w:r>
-      <w:r>
-        <w:rPr>
-          <w:lang w:val="en-US"/>
-        </w:rPr>
-        <w:t xml:space="preserve">: 2 </w:t>
-      </w:r>
-      <w:r>
-        <w:t>и 5</w:t>
-      </w:r>
-    </w:p>
-    <w:p>
-      <w:pPr>
-        <w:rPr>
-          <w:lang w:val="en-US"/>
-        </w:rPr>
-      </w:pPr>
-      <w:r>
-        <w:t xml:space="preserve">Проверяем, является ли число </w:t>
-      </w:r>
-      <w:r>
-        <w:t>6</w:t>
-      </w:r>
-      <w:r>
-        <w:t xml:space="preserve"> первообразным корнем по модулю </w:t>
-      </w:r>
-      <w:r>
-        <w:rPr>
-          <w:lang w:val="en-US"/>
-        </w:rPr>
-        <w:t>41</w:t>
-      </w:r>
-      <w:r>
-        <w:rPr>
-          <w:lang w:val="en-US"/>
-        </w:rPr>
+        <w:t>, 7, 9, 11, 13, 17, 19, 21, 23, 27, 29, 31, 33, 37, 39</w:t>
+      </w:r>
+      <w:r>
+        <w:t>.</w:t>
+      </w:r>
+    </w:p>
+    <w:p/>
+    <w:p>
+      <w:pPr>
+        <w:spacing w:after="120"/>
+      </w:pPr>
+      <w:r>
+        <w:t>Вычисление остальных</w:t>
+      </w:r>
+      <w:r>
+        <w:t xml:space="preserve"> первообразных корней</w:t>
+      </w:r>
+      <w:r>
         <w:t>:</w:t>
       </w:r>
     </w:p>
     <w:p>
       <w:pPr>
-        <w:rPr>
-          <w:lang w:val="en-US"/>
-        </w:rPr>
-      </w:pPr>
-    </w:p>
-    <w:p>
-      <w:pPr>
-        <w:rPr>
-          <w:lang w:val="en-US"/>
-        </w:rPr>
-      </w:pPr>
-      <w:r>
-        <w:rPr>
-          <w:lang w:val="en-US"/>
-        </w:rPr>
-        <w:t>6</w:t>
-      </w:r>
-      <w:r>
-        <w:rPr>
-          <w:vertAlign w:val="superscript"/>
-          <w:lang w:val="en-US"/>
-        </w:rPr>
-        <w:t>40/2</w:t>
-      </w:r>
-      <w:r>
-        <w:rPr>
-          <w:lang w:val="en-US"/>
-        </w:rPr>
-        <w:t xml:space="preserve"> mod 41 = </w:t>
-      </w:r>
-      <w:r>
-        <w:rPr>
-          <w:lang w:val="en-US"/>
-        </w:rPr>
-        <w:t>6</w:t>
-      </w:r>
-      <w:r>
-        <w:rPr>
-          <w:vertAlign w:val="superscript"/>
-          <w:lang w:val="en-US"/>
-        </w:rPr>
-        <w:t>20</w:t>
-      </w:r>
-      <w:r>
-        <w:rPr>
-          <w:lang w:val="en-US"/>
-        </w:rPr>
-        <w:t xml:space="preserve"> mod 41</w:t>
-      </w:r>
-      <w:r>
-        <w:rPr>
-          <w:lang w:val="en-US"/>
-        </w:rPr>
-        <w:t xml:space="preserve"> </w:t>
-      </w:r>
-      <w:r>
-        <w:rPr>
-          <w:lang w:val="en-US"/>
-        </w:rPr>
-        <w:t xml:space="preserve">= </w:t>
-      </w:r>
-      <w:r>
-        <w:rPr>
-          <w:lang w:val="en-US"/>
-        </w:rPr>
-        <w:t>4</w:t>
-      </w:r>
-      <w:r>
-        <w:rPr>
-          <w:lang w:val="en-US"/>
-        </w:rPr>
-        <w:t>0</w:t>
-      </w:r>
-    </w:p>
-    <w:p>
-      <w:pPr>
-        <w:rPr>
-          <w:lang w:val="en-US"/>
-        </w:rPr>
-      </w:pPr>
-      <w:r>
-        <w:rPr>
-          <w:lang w:val="en-US"/>
-        </w:rPr>
-        <w:t>6</w:t>
-      </w:r>
-      <w:r>
-        <w:rPr>
-          <w:vertAlign w:val="superscript"/>
-          <w:lang w:val="en-US"/>
-        </w:rPr>
-        <w:t>40/5</w:t>
-      </w:r>
-      <w:r>
-        <w:rPr>
-          <w:lang w:val="en-US"/>
-        </w:rPr>
-        <w:t xml:space="preserve"> mod 41 = </w:t>
-      </w:r>
-      <w:r>
-        <w:rPr>
-          <w:lang w:val="en-US"/>
-        </w:rPr>
-        <w:t>6</w:t>
-      </w:r>
-      <w:r>
-        <w:rPr>
-          <w:vertAlign w:val="superscript"/>
-          <w:lang w:val="en-US"/>
-        </w:rPr>
-        <w:t>8</w:t>
-      </w:r>
-      <w:r>
-        <w:rPr>
-          <w:lang w:val="en-US"/>
-        </w:rPr>
-        <w:t xml:space="preserve"> mod 41 = 10</w:t>
-      </w:r>
-    </w:p>
-    <w:p>
-      <w:pPr>
-        <w:rPr>
-          <w:lang w:val="en-US"/>
-        </w:rPr>
-      </w:pPr>
-      <w:r>
-        <w:t xml:space="preserve">Число 6 является </w:t>
-      </w:r>
-      <w:r>
-        <w:t xml:space="preserve">первообразным </w:t>
-      </w:r>
-      <w:r>
-        <w:t xml:space="preserve">корнем </w:t>
-      </w:r>
-      <w:r>
-        <w:t>по модулю 41</w:t>
-      </w:r>
-    </w:p>
-    <w:p>
-      <w:pPr>
-        <w:rPr>
-          <w:lang w:val="en-US"/>
-        </w:rPr>
-      </w:pPr>
-    </w:p>
-    <w:p>
-      <w:r>
-        <w:t>Е</w:t>
-      </w:r>
-      <w:r>
-        <w:t>сли g — первообразный корень, то g</w:t>
-      </w:r>
-      <w:r>
-        <w:rPr>
-          <w:vertAlign w:val="superscript"/>
-          <w:lang w:val="en-US"/>
-        </w:rPr>
-        <w:t>k</w:t>
-      </w:r>
-      <w:r>
-        <w:t xml:space="preserve"> </w:t>
-      </w:r>
-      <w:r>
-        <w:rPr>
-          <w:lang w:val="en-US"/>
-        </w:rPr>
-        <w:t>mod</w:t>
-      </w:r>
-      <w:r>
-        <w:t xml:space="preserve"> p также будет первообразным корнем для всех k, которые взаимно просты с p-1 (то есть </w:t>
-      </w:r>
-      <w:r>
-        <w:t>(</w:t>
-      </w:r>
-      <w:r>
-        <w:t>НОД</w:t>
-      </w:r>
-      <w:r>
-        <w:t>)</w:t>
-      </w:r>
-      <w:r>
-        <w:t xml:space="preserve"> </w:t>
-      </w:r>
-      <w:r>
-        <w:t xml:space="preserve">(k, </w:t>
-      </w:r>
-      <w:r>
-        <w:t>40</w:t>
-      </w:r>
-      <w:r>
-        <w:t>) = 1).</w:t>
-      </w:r>
-    </w:p>
-    <w:p>
-      <w:pPr>
-        <w:rPr>
-          <w:lang w:val="en-US"/>
-        </w:rPr>
-      </w:pPr>
-      <w:r>
-        <w:t>Взаимно</w:t>
-      </w:r>
-      <w:r>
-        <w:t xml:space="preserve"> </w:t>
-      </w:r>
-      <w:r>
-        <w:t xml:space="preserve">простые числа с </w:t>
-      </w:r>
-      <w:r>
-        <w:t>40</w:t>
-      </w:r>
-      <w:r>
-        <w:t xml:space="preserve">: </w:t>
-      </w:r>
-      <w:r>
-        <w:t xml:space="preserve">1, </w:t>
-      </w:r>
-      <w:r>
-        <w:t>3</w:t>
-      </w:r>
-      <w:r>
-        <w:t>, 7, 9, 11, 13, 17, 19, 21, 23, 27, 29, 31, 33, 37, 39</w:t>
-      </w:r>
-      <w:r>
-        <w:t>.</w:t>
-      </w:r>
-    </w:p>
-    <w:p>
-      <w:pPr>
-        <w:rPr>
-          <w:lang w:val="en-US"/>
-        </w:rPr>
-      </w:pPr>
-    </w:p>
-    <w:p>
-      <w:pPr>
-        <w:rPr>
-          <w:lang w:val="en-US"/>
-        </w:rPr>
-      </w:pPr>
-    </w:p>
-    <w:p>
-      <w:pPr>
         <w:spacing w:after="120"/>
-        <w:rPr>
-          <w:lang w:val="en-US"/>
-        </w:rPr>
-      </w:pPr>
-      <w:r>
-        <w:lastRenderedPageBreak/>
-        <w:t>Вычисление остальных</w:t>
-      </w:r>
-      <w:r>
-        <w:t xml:space="preserve"> первообразных корней</w:t>
-      </w:r>
-      <w:r>
-        <w:t>:</w:t>
-      </w:r>
-    </w:p>
-    <w:p>
-      <w:pPr>
-        <w:spacing w:after="120"/>
-        <w:rPr>
-          <w:lang w:val="en-US"/>
-        </w:rPr>
       </w:pPr>
     </w:p>
     <w:tbl>
@@ -2063,13 +2335,7 @@
               <w:rPr>
                 <w:lang w:val="en-US"/>
               </w:rPr>
-              <w:t>mod 4</w:t>
-            </w:r>
-            <w:r>
-              <w:rPr>
-                <w:lang w:val="en-US"/>
-              </w:rPr>
-              <w:t>1 = 6</w:t>
+              <w:t>mod 41 = 6</w:t>
             </w:r>
           </w:p>
         </w:tc>
@@ -2090,40 +2356,34 @@
               <w:rPr>
                 <w:lang w:val="en-US"/>
               </w:rPr>
-              <w:t xml:space="preserve">k = </w:t>
-            </w:r>
-            <w:r>
-              <w:rPr>
+              <w:t>k = 3</w:t>
+            </w:r>
+          </w:p>
+        </w:tc>
+        <w:tc>
+          <w:tcPr>
+            <w:tcW w:w="2977" w:type="dxa"/>
+          </w:tcPr>
+          <w:p>
+            <w:pPr>
+              <w:ind w:firstLine="0"/>
+              <w:rPr>
+                <w:lang w:val="en-US"/>
+              </w:rPr>
+            </w:pPr>
+            <w:r>
+              <w:rPr>
+                <w:lang w:val="en-US"/>
+              </w:rPr>
+              <w:t>6</w:t>
+            </w:r>
+            <w:r>
+              <w:rPr>
+                <w:vertAlign w:val="superscript"/>
                 <w:lang w:val="en-US"/>
               </w:rPr>
               <w:t>3</w:t>
             </w:r>
-          </w:p>
-        </w:tc>
-        <w:tc>
-          <w:tcPr>
-            <w:tcW w:w="2977" w:type="dxa"/>
-          </w:tcPr>
-          <w:p>
-            <w:pPr>
-              <w:ind w:firstLine="0"/>
-              <w:rPr>
-                <w:lang w:val="en-US"/>
-              </w:rPr>
-            </w:pPr>
-            <w:r>
-              <w:rPr>
-                <w:lang w:val="en-US"/>
-              </w:rPr>
-              <w:t>6</w:t>
-            </w:r>
-            <w:r>
-              <w:rPr>
-                <w:vertAlign w:val="superscript"/>
-                <w:lang w:val="en-US"/>
-              </w:rPr>
-              <w:t>3</w:t>
-            </w:r>
             <w:r>
               <w:t xml:space="preserve"> </w:t>
             </w:r>
@@ -2131,13 +2391,7 @@
               <w:rPr>
                 <w:lang w:val="en-US"/>
               </w:rPr>
-              <w:t xml:space="preserve">mod 41 = </w:t>
-            </w:r>
-            <w:r>
-              <w:rPr>
-                <w:lang w:val="en-US"/>
-              </w:rPr>
-              <w:t>11</w:t>
+              <w:t>mod 41 = 11</w:t>
             </w:r>
           </w:p>
         </w:tc>
@@ -2158,40 +2412,34 @@
               <w:rPr>
                 <w:lang w:val="en-US"/>
               </w:rPr>
-              <w:t xml:space="preserve">k = </w:t>
-            </w:r>
-            <w:r>
-              <w:rPr>
+              <w:t>k = 7</w:t>
+            </w:r>
+          </w:p>
+        </w:tc>
+        <w:tc>
+          <w:tcPr>
+            <w:tcW w:w="2977" w:type="dxa"/>
+          </w:tcPr>
+          <w:p>
+            <w:pPr>
+              <w:ind w:firstLine="0"/>
+              <w:rPr>
+                <w:lang w:val="en-US"/>
+              </w:rPr>
+            </w:pPr>
+            <w:r>
+              <w:rPr>
+                <w:lang w:val="en-US"/>
+              </w:rPr>
+              <w:t>6</w:t>
+            </w:r>
+            <w:r>
+              <w:rPr>
+                <w:vertAlign w:val="superscript"/>
                 <w:lang w:val="en-US"/>
               </w:rPr>
               <w:t>7</w:t>
             </w:r>
-          </w:p>
-        </w:tc>
-        <w:tc>
-          <w:tcPr>
-            <w:tcW w:w="2977" w:type="dxa"/>
-          </w:tcPr>
-          <w:p>
-            <w:pPr>
-              <w:ind w:firstLine="0"/>
-              <w:rPr>
-                <w:lang w:val="en-US"/>
-              </w:rPr>
-            </w:pPr>
-            <w:r>
-              <w:rPr>
-                <w:lang w:val="en-US"/>
-              </w:rPr>
-              <w:t>6</w:t>
-            </w:r>
-            <w:r>
-              <w:rPr>
-                <w:vertAlign w:val="superscript"/>
-                <w:lang w:val="en-US"/>
-              </w:rPr>
-              <w:t>7</w:t>
-            </w:r>
             <w:r>
               <w:t xml:space="preserve"> </w:t>
             </w:r>
@@ -2199,13 +2447,7 @@
               <w:rPr>
                 <w:lang w:val="en-US"/>
               </w:rPr>
-              <w:t xml:space="preserve">mod 41 = </w:t>
-            </w:r>
-            <w:r>
-              <w:rPr>
-                <w:lang w:val="en-US"/>
-              </w:rPr>
-              <w:t>29</w:t>
+              <w:t>mod 41 = 29</w:t>
             </w:r>
           </w:p>
         </w:tc>
@@ -2226,40 +2468,34 @@
               <w:rPr>
                 <w:lang w:val="en-US"/>
               </w:rPr>
-              <w:t xml:space="preserve">k = </w:t>
-            </w:r>
-            <w:r>
-              <w:rPr>
+              <w:t>k = 9</w:t>
+            </w:r>
+          </w:p>
+        </w:tc>
+        <w:tc>
+          <w:tcPr>
+            <w:tcW w:w="2977" w:type="dxa"/>
+          </w:tcPr>
+          <w:p>
+            <w:pPr>
+              <w:ind w:firstLine="0"/>
+              <w:rPr>
+                <w:lang w:val="en-US"/>
+              </w:rPr>
+            </w:pPr>
+            <w:r>
+              <w:rPr>
+                <w:lang w:val="en-US"/>
+              </w:rPr>
+              <w:t>6</w:t>
+            </w:r>
+            <w:r>
+              <w:rPr>
+                <w:vertAlign w:val="superscript"/>
                 <w:lang w:val="en-US"/>
               </w:rPr>
               <w:t>9</w:t>
             </w:r>
-          </w:p>
-        </w:tc>
-        <w:tc>
-          <w:tcPr>
-            <w:tcW w:w="2977" w:type="dxa"/>
-          </w:tcPr>
-          <w:p>
-            <w:pPr>
-              <w:ind w:firstLine="0"/>
-              <w:rPr>
-                <w:lang w:val="en-US"/>
-              </w:rPr>
-            </w:pPr>
-            <w:r>
-              <w:rPr>
-                <w:lang w:val="en-US"/>
-              </w:rPr>
-              <w:t>6</w:t>
-            </w:r>
-            <w:r>
-              <w:rPr>
-                <w:vertAlign w:val="superscript"/>
-                <w:lang w:val="en-US"/>
-              </w:rPr>
-              <w:t>9</w:t>
-            </w:r>
             <w:r>
               <w:t xml:space="preserve"> </w:t>
             </w:r>
@@ -2267,13 +2503,7 @@
               <w:rPr>
                 <w:lang w:val="en-US"/>
               </w:rPr>
-              <w:t xml:space="preserve">mod 41 = </w:t>
-            </w:r>
-            <w:r>
-              <w:rPr>
-                <w:lang w:val="en-US"/>
-              </w:rPr>
-              <w:t>19</w:t>
+              <w:t>mod 41 = 19</w:t>
             </w:r>
           </w:p>
         </w:tc>
@@ -2294,40 +2524,34 @@
               <w:rPr>
                 <w:lang w:val="en-US"/>
               </w:rPr>
-              <w:t xml:space="preserve">k = </w:t>
-            </w:r>
-            <w:r>
-              <w:rPr>
+              <w:t>k = 11</w:t>
+            </w:r>
+          </w:p>
+        </w:tc>
+        <w:tc>
+          <w:tcPr>
+            <w:tcW w:w="2977" w:type="dxa"/>
+          </w:tcPr>
+          <w:p>
+            <w:pPr>
+              <w:ind w:firstLine="0"/>
+              <w:rPr>
+                <w:lang w:val="en-US"/>
+              </w:rPr>
+            </w:pPr>
+            <w:r>
+              <w:rPr>
+                <w:lang w:val="en-US"/>
+              </w:rPr>
+              <w:t>6</w:t>
+            </w:r>
+            <w:r>
+              <w:rPr>
+                <w:vertAlign w:val="superscript"/>
                 <w:lang w:val="en-US"/>
               </w:rPr>
               <w:t>11</w:t>
             </w:r>
-          </w:p>
-        </w:tc>
-        <w:tc>
-          <w:tcPr>
-            <w:tcW w:w="2977" w:type="dxa"/>
-          </w:tcPr>
-          <w:p>
-            <w:pPr>
-              <w:ind w:firstLine="0"/>
-              <w:rPr>
-                <w:lang w:val="en-US"/>
-              </w:rPr>
-            </w:pPr>
-            <w:r>
-              <w:rPr>
-                <w:lang w:val="en-US"/>
-              </w:rPr>
-              <w:t>6</w:t>
-            </w:r>
-            <w:r>
-              <w:rPr>
-                <w:vertAlign w:val="superscript"/>
-                <w:lang w:val="en-US"/>
-              </w:rPr>
-              <w:t>11</w:t>
-            </w:r>
             <w:r>
               <w:t xml:space="preserve"> </w:t>
             </w:r>
@@ -2335,13 +2559,7 @@
               <w:rPr>
                 <w:lang w:val="en-US"/>
               </w:rPr>
-              <w:t xml:space="preserve">mod 41 = </w:t>
-            </w:r>
-            <w:r>
-              <w:rPr>
-                <w:lang w:val="en-US"/>
-              </w:rPr>
-              <w:t>28</w:t>
+              <w:t>mod 41 = 28</w:t>
             </w:r>
           </w:p>
         </w:tc>
@@ -2362,13 +2580,7 @@
               <w:rPr>
                 <w:lang w:val="en-US"/>
               </w:rPr>
-              <w:t>k =</w:t>
-            </w:r>
-            <w:r>
-              <w:rPr>
-                <w:lang w:val="en-US"/>
-              </w:rPr>
-              <w:t xml:space="preserve"> 13</w:t>
+              <w:t>k = 13</w:t>
             </w:r>
           </w:p>
         </w:tc>
@@ -2421,13 +2633,7 @@
               <w:rPr>
                 <w:lang w:val="en-US"/>
               </w:rPr>
-              <w:t>k =</w:t>
-            </w:r>
-            <w:r>
-              <w:rPr>
-                <w:lang w:val="en-US"/>
-              </w:rPr>
-              <w:t xml:space="preserve"> 17</w:t>
+              <w:t>k = 17</w:t>
             </w:r>
           </w:p>
         </w:tc>
@@ -2486,13 +2692,7 @@
               <w:rPr>
                 <w:lang w:val="en-US"/>
               </w:rPr>
-              <w:t>k =</w:t>
-            </w:r>
-            <w:r>
-              <w:rPr>
-                <w:lang w:val="en-US"/>
-              </w:rPr>
-              <w:t xml:space="preserve"> 19</w:t>
+              <w:t>k = 19</w:t>
             </w:r>
           </w:p>
         </w:tc>
@@ -2551,13 +2751,7 @@
               <w:rPr>
                 <w:lang w:val="en-US"/>
               </w:rPr>
-              <w:t>k =</w:t>
-            </w:r>
-            <w:r>
-              <w:rPr>
-                <w:lang w:val="en-US"/>
-              </w:rPr>
-              <w:t xml:space="preserve"> 2</w:t>
+              <w:t>k = 2</w:t>
             </w:r>
             <w:r>
               <w:rPr>
@@ -2626,13 +2820,7 @@
               <w:rPr>
                 <w:lang w:val="en-US"/>
               </w:rPr>
-              <w:t>k =</w:t>
-            </w:r>
-            <w:r>
-              <w:rPr>
-                <w:lang w:val="en-US"/>
-              </w:rPr>
-              <w:t xml:space="preserve"> </w:t>
+              <w:t xml:space="preserve">k = </w:t>
             </w:r>
             <w:r>
               <w:t>23</w:t>
@@ -2685,51 +2873,39 @@
               <w:rPr>
                 <w:lang w:val="en-US"/>
               </w:rPr>
-              <w:t>k =</w:t>
-            </w:r>
-            <w:r>
-              <w:rPr>
-                <w:lang w:val="en-US"/>
-              </w:rPr>
+              <w:t xml:space="preserve">k = </w:t>
+            </w:r>
+            <w:r>
+              <w:t>27</w:t>
+            </w:r>
+          </w:p>
+        </w:tc>
+        <w:tc>
+          <w:tcPr>
+            <w:tcW w:w="2977" w:type="dxa"/>
+          </w:tcPr>
+          <w:p>
+            <w:pPr>
+              <w:ind w:firstLine="0"/>
+            </w:pPr>
+            <w:r>
+              <w:t>6</w:t>
+            </w:r>
+            <w:r>
+              <w:rPr>
+                <w:vertAlign w:val="superscript"/>
+                <w:lang w:val="en-US"/>
+              </w:rPr>
+              <w:t>27</w:t>
+            </w:r>
+            <w:r>
               <w:t xml:space="preserve"> </w:t>
             </w:r>
             <w:r>
-              <w:t>27</w:t>
-            </w:r>
-          </w:p>
-        </w:tc>
-        <w:tc>
-          <w:tcPr>
-            <w:tcW w:w="2977" w:type="dxa"/>
-          </w:tcPr>
-          <w:p>
-            <w:pPr>
-              <w:ind w:firstLine="0"/>
-            </w:pPr>
-            <w:r>
-              <w:t>6</w:t>
-            </w:r>
-            <w:r>
-              <w:rPr>
-                <w:vertAlign w:val="superscript"/>
-                <w:lang w:val="en-US"/>
-              </w:rPr>
-              <w:t>27</w:t>
-            </w:r>
-            <w:r>
-              <w:t xml:space="preserve"> </w:t>
-            </w:r>
-            <w:r>
-              <w:rPr>
-                <w:lang w:val="en-US"/>
-              </w:rPr>
-              <w:t>mod 41 =</w:t>
-            </w:r>
-            <w:r>
-              <w:rPr>
-                <w:lang w:val="en-US"/>
-              </w:rPr>
-              <w:t xml:space="preserve"> </w:t>
+              <w:rPr>
+                <w:lang w:val="en-US"/>
+              </w:rPr>
+              <w:t xml:space="preserve">mod 41 = </w:t>
             </w:r>
             <w:r>
               <w:t>12</w:t>
@@ -2750,51 +2926,39 @@
               <w:rPr>
                 <w:lang w:val="en-US"/>
               </w:rPr>
-              <w:t>k =</w:t>
-            </w:r>
-            <w:r>
-              <w:rPr>
-                <w:lang w:val="en-US"/>
-              </w:rPr>
+              <w:t xml:space="preserve">k = </w:t>
+            </w:r>
+            <w:r>
+              <w:t>29</w:t>
+            </w:r>
+          </w:p>
+        </w:tc>
+        <w:tc>
+          <w:tcPr>
+            <w:tcW w:w="2977" w:type="dxa"/>
+          </w:tcPr>
+          <w:p>
+            <w:pPr>
+              <w:ind w:firstLine="0"/>
+            </w:pPr>
+            <w:r>
+              <w:t>6</w:t>
+            </w:r>
+            <w:r>
+              <w:rPr>
+                <w:vertAlign w:val="superscript"/>
+                <w:lang w:val="en-US"/>
+              </w:rPr>
+              <w:t>29</w:t>
+            </w:r>
+            <w:r>
               <w:t xml:space="preserve"> </w:t>
             </w:r>
             <w:r>
-              <w:t>29</w:t>
-            </w:r>
-          </w:p>
-        </w:tc>
-        <w:tc>
-          <w:tcPr>
-            <w:tcW w:w="2977" w:type="dxa"/>
-          </w:tcPr>
-          <w:p>
-            <w:pPr>
-              <w:ind w:firstLine="0"/>
-            </w:pPr>
-            <w:r>
-              <w:t>6</w:t>
-            </w:r>
-            <w:r>
-              <w:rPr>
-                <w:vertAlign w:val="superscript"/>
-                <w:lang w:val="en-US"/>
-              </w:rPr>
-              <w:t>29</w:t>
-            </w:r>
-            <w:r>
-              <w:t xml:space="preserve"> </w:t>
-            </w:r>
-            <w:r>
-              <w:rPr>
-                <w:lang w:val="en-US"/>
-              </w:rPr>
-              <w:t>mod 41 =</w:t>
-            </w:r>
-            <w:r>
-              <w:rPr>
-                <w:lang w:val="en-US"/>
-              </w:rPr>
-              <w:t xml:space="preserve"> </w:t>
+              <w:rPr>
+                <w:lang w:val="en-US"/>
+              </w:rPr>
+              <w:t xml:space="preserve">mod 41 = </w:t>
             </w:r>
             <w:r>
               <w:t>22</w:t>
@@ -2847,13 +3011,7 @@
               <w:rPr>
                 <w:lang w:val="en-US"/>
               </w:rPr>
-              <w:t>mod 41 =</w:t>
-            </w:r>
-            <w:r>
-              <w:rPr>
-                <w:lang w:val="en-US"/>
-              </w:rPr>
-              <w:t xml:space="preserve"> </w:t>
+              <w:t xml:space="preserve">mod 41 = </w:t>
             </w:r>
             <w:r>
               <w:t>13</w:t>
@@ -2906,13 +3064,7 @@
               <w:rPr>
                 <w:lang w:val="en-US"/>
               </w:rPr>
-              <w:t>mod 41 =</w:t>
-            </w:r>
-            <w:r>
-              <w:rPr>
-                <w:lang w:val="en-US"/>
-              </w:rPr>
-              <w:t xml:space="preserve"> </w:t>
+              <w:t xml:space="preserve">mod 41 = </w:t>
             </w:r>
             <w:r>
               <w:t>17</w:t>
@@ -2965,13 +3117,7 @@
               <w:rPr>
                 <w:lang w:val="en-US"/>
               </w:rPr>
-              <w:t>mod 41 =</w:t>
-            </w:r>
-            <w:r>
-              <w:rPr>
-                <w:lang w:val="en-US"/>
-              </w:rPr>
-              <w:t xml:space="preserve"> </w:t>
+              <w:t xml:space="preserve">mod 41 = </w:t>
             </w:r>
             <w:r>
               <w:t>15</w:t>
@@ -3024,13 +3170,7 @@
               <w:rPr>
                 <w:lang w:val="en-US"/>
               </w:rPr>
-              <w:t>mod 41 =</w:t>
-            </w:r>
-            <w:r>
-              <w:rPr>
-                <w:lang w:val="en-US"/>
-              </w:rPr>
-              <w:t xml:space="preserve"> </w:t>
+              <w:t xml:space="preserve">mod 41 = </w:t>
             </w:r>
             <w:r>
               <w:t>7</w:t>
@@ -3080,6 +3220,13 @@
         <w:t xml:space="preserve"> 11, 12, 13, 15, 17, 19, 22, 24, 26, 28, 29, 30, 34, 35</w:t>
       </w:r>
     </w:p>
+    <w:p>
+      <w:pPr>
+        <w:rPr>
+          <w:lang w:val="en-US"/>
+        </w:rPr>
+      </w:pPr>
+    </w:p>
     <w:p/>
     <w:p>
       <w:pPr>
@@ -3087,10 +3234,8 @@
       </w:pPr>
       <w:bookmarkStart w:id="3" w:name="_Toc226910867"/>
       <w:r>
-        <w:t>4</w:t>
-      </w:r>
-      <w:r>
-        <w:t xml:space="preserve"> Пример работы </w:t>
+        <w:lastRenderedPageBreak/>
+        <w:t xml:space="preserve">4 Пример работы </w:t>
       </w:r>
       <w:r>
         <w:t>расширенного алгоритма Евклида</w:t>
@@ -3099,11 +3244,6 @@
     </w:p>
     <w:p/>
     <w:p>
-      <w:pPr>
-        <w:rPr>
-          <w:lang w:val="en-US"/>
-        </w:rPr>
-      </w:pPr>
       <w:r>
         <w:rPr>
           <w:lang w:val="en-US"/>
@@ -3113,100 +3253,117 @@
       <w:r>
         <w:rPr>
           <w:vertAlign w:val="subscript"/>
-          <w:lang w:val="en-US"/>
         </w:rPr>
         <w:t>1</w:t>
       </w:r>
       <w:r>
-        <w:rPr>
-          <w:lang w:val="en-US"/>
-        </w:rPr>
-        <w:t xml:space="preserve"> </w:t>
-      </w:r>
-      <w:r>
-        <w:rPr>
-          <w:lang w:val="en-US"/>
-        </w:rPr>
-        <w:t>*</w:t>
-      </w:r>
-      <w:r>
-        <w:rPr>
-          <w:lang w:val="en-US"/>
-        </w:rPr>
-        <w:t xml:space="preserve"> </w:t>
-      </w:r>
-      <w:r>
-        <w:rPr>
-          <w:lang w:val="en-US"/>
-        </w:rPr>
-        <w:t>a + y</w:t>
+        <w:t xml:space="preserve"> * </w:t>
+      </w:r>
+      <w:r>
+        <w:rPr>
+          <w:lang w:val="en-US"/>
+        </w:rPr>
+        <w:t>a</w:t>
+      </w:r>
+      <w:r>
+        <w:t xml:space="preserve"> + </w:t>
+      </w:r>
+      <w:r>
+        <w:rPr>
+          <w:lang w:val="en-US"/>
+        </w:rPr>
+        <w:t>y</w:t>
       </w:r>
       <w:r>
         <w:rPr>
           <w:vertAlign w:val="subscript"/>
-          <w:lang w:val="en-US"/>
         </w:rPr>
         <w:t>1</w:t>
       </w:r>
       <w:r>
-        <w:rPr>
-          <w:lang w:val="en-US"/>
-        </w:rPr>
-        <w:t xml:space="preserve"> </w:t>
-      </w:r>
-      <w:r>
-        <w:rPr>
-          <w:lang w:val="en-US"/>
-        </w:rPr>
-        <w:t>*</w:t>
-      </w:r>
-      <w:r>
-        <w:rPr>
-          <w:lang w:val="en-US"/>
-        </w:rPr>
-        <w:t xml:space="preserve"> </w:t>
-      </w:r>
-      <w:r>
-        <w:rPr>
-          <w:lang w:val="en-US"/>
-        </w:rPr>
-        <w:t xml:space="preserve">b = НОД(a, b), </w:t>
-      </w:r>
-      <w:r>
-        <w:rPr>
-          <w:lang w:val="en-US"/>
-        </w:rPr>
-        <w:t xml:space="preserve"> </w:t>
-      </w:r>
-      <w:r>
-        <w:rPr>
-          <w:lang w:val="en-US"/>
-        </w:rPr>
-        <w:t xml:space="preserve"> a = </w:t>
-      </w:r>
-      <w:r>
-        <w:rPr>
-          <w:lang w:val="en-US"/>
-        </w:rPr>
+        <w:t xml:space="preserve"> * </w:t>
+      </w:r>
+      <w:r>
+        <w:rPr>
+          <w:lang w:val="en-US"/>
+        </w:rPr>
+        <w:t>b</w:t>
+      </w:r>
+      <w:r>
+        <w:t xml:space="preserve"> = </w:t>
+      </w:r>
+      <w:proofErr w:type="gramStart"/>
+      <w:r>
+        <w:t>НОД(</w:t>
+      </w:r>
+      <w:proofErr w:type="gramEnd"/>
+      <w:r>
+        <w:rPr>
+          <w:lang w:val="en-US"/>
+        </w:rPr>
+        <w:t>a</w:t>
+      </w:r>
+      <w:r>
+        <w:t xml:space="preserve">, </w:t>
+      </w:r>
+      <w:r>
+        <w:rPr>
+          <w:lang w:val="en-US"/>
+        </w:rPr>
+        <w:t>b</w:t>
+      </w:r>
+      <w:proofErr w:type="gramStart"/>
+      <w:r>
+        <w:t xml:space="preserve">),   </w:t>
+      </w:r>
+      <w:proofErr w:type="gramEnd"/>
+      <w:r>
+        <w:rPr>
+          <w:lang w:val="en-US"/>
+        </w:rPr>
+        <w:t>a</w:t>
+      </w:r>
+      <w:r>
+        <w:t xml:space="preserve"> = </w:t>
+      </w:r>
+      <w:r>
         <w:t>599</w:t>
       </w:r>
       <w:r>
-        <w:rPr>
-          <w:lang w:val="en-US"/>
-        </w:rPr>
-        <w:t xml:space="preserve">, b = </w:t>
-      </w:r>
-      <w:r>
-        <w:rPr>
-          <w:lang w:val="en-US"/>
-        </w:rPr>
+        <w:t xml:space="preserve">, </w:t>
+      </w:r>
+      <w:r>
+        <w:rPr>
+          <w:lang w:val="en-US"/>
+        </w:rPr>
+        <w:t>b</w:t>
+      </w:r>
+      <w:r>
+        <w:t xml:space="preserve"> = </w:t>
+      </w:r>
+      <w:r>
         <w:t>341</w:t>
       </w:r>
       <w:r>
-        <w:rPr>
-          <w:lang w:val="en-US"/>
-        </w:rPr>
-        <w:t>, (a, b) = 1</w:t>
+        <w:t>, (</w:t>
+      </w:r>
+      <w:r>
+        <w:rPr>
+          <w:lang w:val="en-US"/>
+        </w:rPr>
+        <w:t>a</w:t>
+      </w:r>
+      <w:r>
+        <w:t xml:space="preserve">, </w:t>
+      </w:r>
+      <w:r>
+        <w:rPr>
+          <w:lang w:val="en-US"/>
+        </w:rPr>
+        <w:t>b</w:t>
+      </w:r>
+      <w:r>
+        <w:t>) = 1</w:t>
       </w:r>
     </w:p>
     <w:p/>
@@ -4470,6 +4627,7 @@
       </w:pPr>
       <w:r>
         <w:rPr>
+          <w:noProof/>
           <w:lang w:val="en-US"/>
         </w:rPr>
         <w:drawing>
@@ -4530,6 +4688,7 @@
       </w:r>
       <w:r>
         <w:rPr>
+          <w:noProof/>
           <w:lang w:val="en-US"/>
         </w:rPr>
         <w:drawing>
@@ -4590,6 +4749,7 @@
       </w:r>
       <w:r>
         <w:rPr>
+          <w:noProof/>
           <w:lang w:val="en-US"/>
         </w:rPr>
         <w:drawing>
@@ -4650,6 +4810,7 @@
       </w:r>
       <w:r>
         <w:rPr>
+          <w:noProof/>
           <w:lang w:val="en-US"/>
         </w:rPr>
         <w:drawing>
@@ -4710,6 +4871,7 @@
       </w:r>
       <w:r>
         <w:rPr>
+          <w:noProof/>
           <w:lang w:val="en-US"/>
         </w:rPr>
         <w:drawing>
@@ -4770,6 +4932,7 @@
       </w:r>
       <w:r>
         <w:rPr>
+          <w:noProof/>
           <w:lang w:val="en-US"/>
         </w:rPr>
         <w:drawing>
@@ -4830,6 +4993,7 @@
       </w:r>
       <w:r>
         <w:rPr>
+          <w:noProof/>
           <w:lang w:val="en-US"/>
         </w:rPr>
         <w:drawing>
@@ -4889,10 +5053,7 @@
         </w:drawing>
       </w:r>
       <w:r>
-        <w:t xml:space="preserve">5.1 </w:t>
-      </w:r>
-      <w:r>
-        <w:t xml:space="preserve">Обработка </w:t>
+        <w:t xml:space="preserve">5.1 Обработка </w:t>
       </w:r>
       <w:r>
         <w:t>некорректных данных</w:t>
@@ -4922,6 +5083,9 @@
         <w:ind w:left="720" w:firstLine="0"/>
       </w:pPr>
       <w:r>
+        <w:rPr>
+          <w:noProof/>
+        </w:rPr>
         <w:lastRenderedPageBreak/>
         <w:drawing>
           <wp:anchor distT="0" distB="0" distL="114300" distR="114300" simplePos="0" relativeHeight="251662336" behindDoc="0" locked="0" layoutInCell="1" allowOverlap="1" wp14:anchorId="52B9F386" wp14:editId="5F3CCDA5">
@@ -4989,6 +5153,9 @@
         </w:drawing>
       </w:r>
       <w:r>
+        <w:rPr>
+          <w:noProof/>
+        </w:rPr>
         <w:drawing>
           <wp:anchor distT="0" distB="0" distL="114300" distR="114300" simplePos="0" relativeHeight="251660288" behindDoc="0" locked="0" layoutInCell="1" allowOverlap="1" wp14:anchorId="56369CC5" wp14:editId="6D9ED35E">
             <wp:simplePos x="0" y="0"/>
@@ -5055,6 +5222,9 @@
         </w:drawing>
       </w:r>
       <w:r>
+        <w:rPr>
+          <w:noProof/>
+        </w:rPr>
         <w:drawing>
           <wp:anchor distT="0" distB="0" distL="114300" distR="114300" simplePos="0" relativeHeight="251659264" behindDoc="0" locked="0" layoutInCell="1" allowOverlap="1" wp14:anchorId="0191518F" wp14:editId="5B7AC163">
             <wp:simplePos x="0" y="0"/>
@@ -5121,6 +5291,9 @@
         </w:drawing>
       </w:r>
       <w:r>
+        <w:rPr>
+          <w:noProof/>
+        </w:rPr>
         <w:drawing>
           <wp:anchor distT="0" distB="0" distL="114300" distR="114300" simplePos="0" relativeHeight="251661312" behindDoc="0" locked="0" layoutInCell="1" allowOverlap="1" wp14:anchorId="03690139" wp14:editId="36A71724">
             <wp:simplePos x="0" y="0"/>
@@ -5187,6 +5360,9 @@
         </w:drawing>
       </w:r>
       <w:r>
+        <w:rPr>
+          <w:noProof/>
+        </w:rPr>
         <w:drawing>
           <wp:anchor distT="0" distB="0" distL="114300" distR="114300" simplePos="0" relativeHeight="251658240" behindDoc="0" locked="0" layoutInCell="1" allowOverlap="1" wp14:anchorId="54440A44" wp14:editId="12F0593E">
             <wp:simplePos x="0" y="0"/>
@@ -5253,13 +5429,7 @@
         </w:drawing>
       </w:r>
       <w:r>
-        <w:t>5.</w:t>
-      </w:r>
-      <w:r>
-        <w:t>2</w:t>
-      </w:r>
-      <w:r>
-        <w:t xml:space="preserve"> Шифрование текстового файла</w:t>
+        <w:t>5.2 Шифрование текстового файла</w:t>
       </w:r>
     </w:p>
     <w:p>
@@ -5267,6 +5437,9 @@
         <w:ind w:left="720" w:firstLine="0"/>
       </w:pPr>
       <w:r>
+        <w:rPr>
+          <w:noProof/>
+        </w:rPr>
         <w:lastRenderedPageBreak/>
         <w:drawing>
           <wp:anchor distT="0" distB="0" distL="114300" distR="114300" simplePos="0" relativeHeight="251669504" behindDoc="0" locked="0" layoutInCell="1" allowOverlap="1" wp14:anchorId="2D6F1AFF" wp14:editId="3822F6FE">
@@ -5334,6 +5507,9 @@
         </w:drawing>
       </w:r>
       <w:r>
+        <w:rPr>
+          <w:noProof/>
+        </w:rPr>
         <w:drawing>
           <wp:anchor distT="0" distB="0" distL="114300" distR="114300" simplePos="0" relativeHeight="251668480" behindDoc="0" locked="0" layoutInCell="1" allowOverlap="1" wp14:anchorId="1F646D31" wp14:editId="43F58266">
             <wp:simplePos x="0" y="0"/>
@@ -5400,6 +5576,9 @@
         </w:drawing>
       </w:r>
       <w:r>
+        <w:rPr>
+          <w:noProof/>
+        </w:rPr>
         <w:drawing>
           <wp:anchor distT="0" distB="0" distL="114300" distR="114300" simplePos="0" relativeHeight="251667456" behindDoc="0" locked="0" layoutInCell="1" allowOverlap="1" wp14:anchorId="3B948DAF" wp14:editId="4A602E84">
             <wp:simplePos x="0" y="0"/>
@@ -5466,6 +5645,9 @@
         </w:drawing>
       </w:r>
       <w:r>
+        <w:rPr>
+          <w:noProof/>
+        </w:rPr>
         <w:drawing>
           <wp:anchor distT="0" distB="0" distL="114300" distR="114300" simplePos="0" relativeHeight="251665408" behindDoc="0" locked="0" layoutInCell="1" allowOverlap="1" wp14:anchorId="5D49FC56" wp14:editId="545E54E5">
             <wp:simplePos x="0" y="0"/>
@@ -5532,6 +5714,9 @@
         </w:drawing>
       </w:r>
       <w:r>
+        <w:rPr>
+          <w:noProof/>
+        </w:rPr>
         <w:drawing>
           <wp:anchor distT="0" distB="0" distL="114300" distR="114300" simplePos="0" relativeHeight="251663360" behindDoc="0" locked="0" layoutInCell="1" allowOverlap="1" wp14:anchorId="675EE371" wp14:editId="4A3617CF">
             <wp:simplePos x="0" y="0"/>
@@ -5618,6 +5803,9 @@
         <w:ind w:left="720" w:firstLine="0"/>
       </w:pPr>
       <w:r>
+        <w:rPr>
+          <w:noProof/>
+        </w:rPr>
         <w:lastRenderedPageBreak/>
         <w:drawing>
           <wp:anchor distT="0" distB="0" distL="114300" distR="114300" simplePos="0" relativeHeight="251674624" behindDoc="0" locked="0" layoutInCell="1" allowOverlap="1" wp14:anchorId="5AC8FAAE" wp14:editId="23AA3D96">
@@ -5685,6 +5873,9 @@
         </w:drawing>
       </w:r>
       <w:r>
+        <w:rPr>
+          <w:noProof/>
+        </w:rPr>
         <w:drawing>
           <wp:anchor distT="0" distB="0" distL="114300" distR="114300" simplePos="0" relativeHeight="251672576" behindDoc="0" locked="0" layoutInCell="1" allowOverlap="1" wp14:anchorId="66B378A4" wp14:editId="035A016E">
             <wp:simplePos x="0" y="0"/>
@@ -5752,6 +5943,7 @@
       </w:r>
       <w:r>
         <w:rPr>
+          <w:noProof/>
           <w:lang w:val="en-US"/>
         </w:rPr>
         <w:drawing>
@@ -5820,6 +6012,9 @@
         </w:drawing>
       </w:r>
       <w:r>
+        <w:rPr>
+          <w:noProof/>
+        </w:rPr>
         <w:drawing>
           <wp:anchor distT="0" distB="0" distL="114300" distR="114300" simplePos="0" relativeHeight="251673600" behindDoc="0" locked="0" layoutInCell="1" allowOverlap="1" wp14:anchorId="60FA49BE" wp14:editId="417135B0">
             <wp:simplePos x="0" y="0"/>
@@ -5887,6 +6082,7 @@
       </w:r>
       <w:r>
         <w:rPr>
+          <w:noProof/>
           <w:lang w:val="en-US"/>
         </w:rPr>
         <w:drawing>
@@ -6004,7 +6200,23 @@
     </w:p>
     <w:p>
       <w:r>
-        <w:t>Шифрование выполняется по формуле c = m(m + b) mod n, а расшифрование приводит к решению квадратного сравнения, которое даёт четыре возможных результата. Для получения однозначной расшифровки используется выбор значения, принадлежащего допустимому диапазону байта. При достаточно большом модуле вероятность неоднозначного выбора становится крайне малой.</w:t>
+        <w:t xml:space="preserve">Шифрование выполняется по формуле c = </w:t>
+      </w:r>
+      <w:proofErr w:type="gramStart"/>
+      <w:r>
+        <w:t>m(</w:t>
+      </w:r>
+      <w:proofErr w:type="gramEnd"/>
+      <w:r>
+        <w:t xml:space="preserve">m + b) </w:t>
+      </w:r>
+      <w:proofErr w:type="spellStart"/>
+      <w:r>
+        <w:t>mod</w:t>
+      </w:r>
+      <w:proofErr w:type="spellEnd"/>
+      <w:r>
+        <w:t xml:space="preserve"> n, а расшифрование приводит к решению квадратного сравнения, которое даёт четыре возможных результата. Для получения однозначной расшифровки используется выбор значения, принадлежащего допустимому диапазону байта. При достаточно большом модуле вероятность неоднозначного выбора становится крайне малой.</w:t>
       </w:r>
     </w:p>
     <w:p>
@@ -7068,6 +7280,7 @@
   <w:style w:type="character" w:default="1" w:styleId="a1">
     <w:name w:val="Default Paragraph Font"/>
     <w:uiPriority w:val="1"/>
+    <w:semiHidden/>
     <w:unhideWhenUsed/>
   </w:style>
   <w:style w:type="table" w:default="1" w:styleId="a2">

--- a/Lab3/Отчёт.docx
+++ b/Lab3/Отчёт.docx
@@ -237,14 +237,12 @@
       <w:r>
         <w:t xml:space="preserve"> </w:t>
       </w:r>
-      <w:proofErr w:type="gramStart"/>
       <w:r>
         <w:t>Д</w:t>
       </w:r>
       <w:r>
         <w:t>.Д.</w:t>
       </w:r>
-      <w:proofErr w:type="gramEnd"/>
     </w:p>
     <w:p>
       <w:pPr>
@@ -261,13 +259,8 @@
       <w:pPr>
         <w:ind w:left="6480" w:firstLine="0"/>
       </w:pPr>
-      <w:proofErr w:type="spellStart"/>
-      <w:r>
-        <w:t>Болтак</w:t>
-      </w:r>
-      <w:proofErr w:type="spellEnd"/>
-      <w:r>
-        <w:t xml:space="preserve"> С.В.</w:t>
+      <w:r>
+        <w:t>Болтак С.В.</w:t>
       </w:r>
     </w:p>
     <w:p/>
@@ -1843,7 +1836,13 @@
     </w:p>
     <w:p>
       <w:r>
-        <w:t>Число 2 не является первообразным корнем по модулю 41</w:t>
+        <w:t xml:space="preserve">Число </w:t>
+      </w:r>
+      <w:r>
+        <w:t>3</w:t>
+      </w:r>
+      <w:r>
+        <w:t xml:space="preserve"> не является первообразным корнем по модулю 41</w:t>
       </w:r>
     </w:p>
     <w:p/>
@@ -1952,7 +1951,13 @@
     </w:p>
     <w:p>
       <w:r>
-        <w:t>Число 2 не является первообразным корнем по модулю 41</w:t>
+        <w:t xml:space="preserve">Число </w:t>
+      </w:r>
+      <w:r>
+        <w:t>4</w:t>
+      </w:r>
+      <w:r>
+        <w:t xml:space="preserve"> не является первообразным корнем по модулю 41</w:t>
       </w:r>
     </w:p>
     <w:p/>
@@ -2013,7 +2018,7 @@
     </w:p>
     <w:p>
       <w:r>
-        <w:t>2</w:t>
+        <w:t>5</w:t>
       </w:r>
       <w:r>
         <w:rPr>
@@ -2031,7 +2036,10 @@
         <w:t>mod</w:t>
       </w:r>
       <w:r>
-        <w:t xml:space="preserve"> 41 = 2</w:t>
+        <w:t xml:space="preserve"> 41 = </w:t>
+      </w:r>
+      <w:r>
+        <w:t>5</w:t>
       </w:r>
       <w:r>
         <w:rPr>
@@ -3220,13 +3228,7 @@
         <w:t xml:space="preserve"> 11, 12, 13, 15, 17, 19, 22, 24, 26, 28, 29, 30, 34, 35</w:t>
       </w:r>
     </w:p>
-    <w:p>
-      <w:pPr>
-        <w:rPr>
-          <w:lang w:val="en-US"/>
-        </w:rPr>
-      </w:pPr>
-    </w:p>
+    <w:p/>
     <w:p/>
     <w:p>
       <w:pPr>
@@ -3290,13 +3292,8 @@
         <w:t>b</w:t>
       </w:r>
       <w:r>
-        <w:t xml:space="preserve"> = </w:t>
-      </w:r>
-      <w:proofErr w:type="gramStart"/>
-      <w:r>
-        <w:t>НОД(</w:t>
-      </w:r>
-      <w:proofErr w:type="gramEnd"/>
+        <w:t xml:space="preserve"> = НОД(</w:t>
+      </w:r>
       <w:r>
         <w:rPr>
           <w:lang w:val="en-US"/>
@@ -3312,11 +3309,9 @@
         </w:rPr>
         <w:t>b</w:t>
       </w:r>
-      <w:proofErr w:type="gramStart"/>
       <w:r>
         <w:t xml:space="preserve">),   </w:t>
       </w:r>
-      <w:proofErr w:type="gramEnd"/>
       <w:r>
         <w:rPr>
           <w:lang w:val="en-US"/>
@@ -6200,23 +6195,7 @@
     </w:p>
     <w:p>
       <w:r>
-        <w:t xml:space="preserve">Шифрование выполняется по формуле c = </w:t>
-      </w:r>
-      <w:proofErr w:type="gramStart"/>
-      <w:r>
-        <w:t>m(</w:t>
-      </w:r>
-      <w:proofErr w:type="gramEnd"/>
-      <w:r>
-        <w:t xml:space="preserve">m + b) </w:t>
-      </w:r>
-      <w:proofErr w:type="spellStart"/>
-      <w:r>
-        <w:t>mod</w:t>
-      </w:r>
-      <w:proofErr w:type="spellEnd"/>
-      <w:r>
-        <w:t xml:space="preserve"> n, а расшифрование приводит к решению квадратного сравнения, которое даёт четыре возможных результата. Для получения однозначной расшифровки используется выбор значения, принадлежащего допустимому диапазону байта. При достаточно большом модуле вероятность неоднозначного выбора становится крайне малой.</w:t>
+        <w:t>Шифрование выполняется по формуле c = m(m + b) mod n, а расшифрование приводит к решению квадратного сравнения, которое даёт четыре возможных результата. Для получения однозначной расшифровки используется выбор значения, принадлежащего допустимому диапазону байта. При достаточно большом модуле вероятность неоднозначного выбора становится крайне малой.</w:t>
       </w:r>
     </w:p>
     <w:p>

--- a/Lab3/Отчёт.docx
+++ b/Lab3/Отчёт.docx
@@ -3189,42 +3189,28 @@
     </w:tbl>
     <w:p/>
     <w:p>
-      <w:pPr>
-        <w:rPr>
-          <w:lang w:val="en-US"/>
-        </w:rPr>
-      </w:pPr>
-      <w:r>
-        <w:t>Первообразные корни по модулю 40</w:t>
-      </w:r>
-      <w:r>
-        <w:rPr>
-          <w:lang w:val="en-US"/>
-        </w:rPr>
+      <w:r>
+        <w:t>Все п</w:t>
+      </w:r>
+      <w:r>
+        <w:t>ервообразные корни по модулю 4</w:t>
+      </w:r>
+      <w:r>
+        <w:t>1</w:t>
+      </w:r>
+      <w:r>
         <w:t xml:space="preserve">: </w:t>
       </w:r>
       <w:r>
-        <w:rPr>
-          <w:lang w:val="en-US"/>
-        </w:rPr>
         <w:t>6,</w:t>
       </w:r>
       <w:r>
-        <w:rPr>
-          <w:lang w:val="en-US"/>
-        </w:rPr>
         <w:t xml:space="preserve"> </w:t>
       </w:r>
       <w:r>
-        <w:rPr>
-          <w:lang w:val="en-US"/>
-        </w:rPr>
         <w:t>7,</w:t>
       </w:r>
       <w:r>
-        <w:rPr>
-          <w:lang w:val="en-US"/>
-        </w:rPr>
         <w:t xml:space="preserve"> 11, 12, 13, 15, 17, 19, 22, 24, 26, 28, 29, 30, 34, 35</w:t>
       </w:r>
     </w:p>
